--- a/docs/二评改动总结-0613-0615.docx
+++ b/docs/二评改动总结-0613-0615.docx
@@ -3009,242 +3009,41 @@
           <w:szCs w:val="30"/>
           <w:rFonts w:ascii="微软雅黑" w:cs="微软雅黑" w:eastAsia="微软雅黑" w:hAnsi="微软雅黑"/>
         </w:rPr>
-        <w:t xml:space="preserve">六、0615 ~ 0615-5 系列增量（订阅订单 / 加油包 / 平台账户 / 角色权限 / 精修）</w:t>
-      </w:r>
-    </w:p>
-    <w:p>
-      <w:pPr>
-        <w:spacing w:before="120" w:after="60"/>
-      </w:pPr>
-      <w:r>
-        <w:rPr>
-          <w:color w:val="0F7A59"/>
-          <w:sz w:val="20"/>
-          <w:szCs w:val="20"/>
-          <w:rFonts w:ascii="微软雅黑" w:cs="微软雅黑" w:eastAsia="微软雅黑" w:hAnsi="微软雅黑"/>
-        </w:rPr>
-        <w:t xml:space="preserve">● </w:t>
-      </w:r>
-      <w:r>
-        <w:rPr>
-          <w:b/>
-          <w:bCs/>
-          <w:color w:val="1C1A21"/>
-          <w:sz w:val="21"/>
-          <w:szCs w:val="21"/>
-          <w:rFonts w:ascii="微软雅黑" w:cs="微软雅黑" w:eastAsia="微软雅黑" w:hAnsi="微软雅黑"/>
-        </w:rPr>
-        <w:t xml:space="preserve">新增</w:t>
-      </w:r>
-    </w:p>
-    <w:p>
-      <w:pPr>
-        <w:pStyle w:val="ListParagraph"/>
-        <w:numPr>
-          <w:ilvl w:val="0"/>
-          <w:numId w:val="2"/>
-        </w:numPr>
-        <w:spacing w:after="70" w:line="288"/>
-      </w:pPr>
-      <w:r>
-        <w:rPr>
-          <w:b/>
-          <w:bCs/>
-          <w:color w:val="1C1A21"/>
-          <w:sz w:val="21"/>
-          <w:szCs w:val="21"/>
-          <w:rFonts w:ascii="微软雅黑" w:cs="微软雅黑" w:eastAsia="微软雅黑" w:hAnsi="微软雅黑"/>
-        </w:rPr>
-        <w:t xml:space="preserve">机构订阅订单（B 端订阅体系，全新）</w:t>
-      </w:r>
-      <w:r>
-        <w:rPr>
-          <w:color w:val="1C1A21"/>
-          <w:sz w:val="21"/>
-          <w:szCs w:val="21"/>
-          <w:rFonts w:ascii="微软雅黑" w:cs="微软雅黑" w:eastAsia="微软雅黑" w:hAnsi="微软雅黑"/>
-        </w:rPr>
-        <w:t xml:space="preserve">：把"机构套餐 / 配额"抽象为有生命周期的「订阅订单」。机构当前可用额度 = 当前【生效】订阅 + 生效加油包累加，只读、不可手改——根因：手动改额度会覆盖历史（签约时间 / 套餐 / 金额 / 商务 / 有效期全丢），营收、续费率、商务业绩统计不出来。类型两种：订阅（常规，定套餐 + 有效期）/ 加油包（期中加量、即时生效、额度累加、不改套餐）；每笔有生效 / 未生效开关。</w:t>
-      </w:r>
-    </w:p>
-    <w:p>
-      <w:pPr>
-        <w:pStyle w:val="ListParagraph"/>
-        <w:numPr>
-          <w:ilvl w:val="0"/>
-          <w:numId w:val="2"/>
-        </w:numPr>
-        <w:spacing w:after="70" w:line="288"/>
-      </w:pPr>
-      <w:r>
-        <w:rPr>
-          <w:b/>
-          <w:bCs/>
-          <w:color w:val="1C1A21"/>
-          <w:sz w:val="21"/>
-          <w:szCs w:val="21"/>
-          <w:rFonts w:ascii="微软雅黑" w:cs="微软雅黑" w:eastAsia="微软雅黑" w:hAnsi="微软雅黑"/>
-        </w:rPr>
-        <w:t xml:space="preserve">双视图</w:t>
-      </w:r>
-      <w:r>
-        <w:rPr>
-          <w:color w:val="1C1A21"/>
-          <w:sz w:val="21"/>
-          <w:szCs w:val="21"/>
-          <w:rFonts w:ascii="微软雅黑" w:cs="微软雅黑" w:eastAsia="微软雅黑" w:hAnsi="微软雅黑"/>
-        </w:rPr>
-        <w:t xml:space="preserve">：① 机构详情「订阅 / 配额」Tab——当前生效订阅卡（已用进度条 + 含加油包累加）+ 订阅记录（按订阅维度）+ 新建订阅弹窗；② 平台全域「订阅订单」菜单（机构管理组）跨机构汇总 + KPI（订阅总数 / 生效 / 未生效 / 加油包 / 90 天内到期）。</w:t>
-      </w:r>
-    </w:p>
-    <w:p>
-      <w:pPr>
-        <w:pStyle w:val="ListParagraph"/>
-        <w:numPr>
-          <w:ilvl w:val="0"/>
-          <w:numId w:val="2"/>
-        </w:numPr>
-        <w:spacing w:after="70" w:line="288"/>
-      </w:pPr>
-      <w:r>
-        <w:rPr>
-          <w:b/>
-          <w:bCs/>
-          <w:color w:val="1C1A21"/>
-          <w:sz w:val="21"/>
-          <w:szCs w:val="21"/>
-          <w:rFonts w:ascii="微软雅黑" w:cs="微软雅黑" w:eastAsia="微软雅黑" w:hAnsi="微软雅黑"/>
-        </w:rPr>
-        <w:t xml:space="preserve">加油包</w:t>
-      </w:r>
-      <w:r>
-        <w:rPr>
-          <w:color w:val="1C1A21"/>
-          <w:sz w:val="21"/>
-          <w:szCs w:val="21"/>
-          <w:rFonts w:ascii="微软雅黑" w:cs="微软雅黑" w:eastAsia="微软雅黑" w:hAnsi="微软雅黑"/>
-        </w:rPr>
-        <w:t xml:space="preserve">：挂在某条订阅之下，操作列「加油包」按钮 → 右抽屉展示该订阅的加油包列表 + 直接新建（即时生效、跟随订阅到期日）。</w:t>
-      </w:r>
-    </w:p>
-    <w:p>
-      <w:pPr>
-        <w:pStyle w:val="ListParagraph"/>
-        <w:numPr>
-          <w:ilvl w:val="0"/>
-          <w:numId w:val="2"/>
-        </w:numPr>
-        <w:spacing w:after="70" w:line="288"/>
-      </w:pPr>
-      <w:r>
-        <w:rPr>
-          <w:b/>
-          <w:bCs/>
-          <w:color w:val="1C1A21"/>
-          <w:sz w:val="21"/>
-          <w:szCs w:val="21"/>
-          <w:rFonts w:ascii="微软雅黑" w:cs="微软雅黑" w:eastAsia="微软雅黑" w:hAnsi="微软雅黑"/>
-        </w:rPr>
-        <w:t xml:space="preserve">平台账户（系统设置组，全新）</w:t>
-      </w:r>
-      <w:r>
-        <w:rPr>
-          <w:color w:val="1C1A21"/>
-          <w:sz w:val="21"/>
-          <w:szCs w:val="21"/>
-          <w:rFonts w:ascii="微软雅黑" w:cs="微软雅黑" w:eastAsia="微软雅黑" w:hAnsi="微软雅黑"/>
-        </w:rPr>
-        <w:t xml:space="preserve">：平台方人员账户（平台超管 / 运营 / 财务），平台级角色、无所属机构，与机构账户明确区分；列表 + 新建（密码系统生成）。</w:t>
-      </w:r>
-    </w:p>
-    <w:p>
-      <w:pPr>
-        <w:pStyle w:val="ListParagraph"/>
-        <w:numPr>
-          <w:ilvl w:val="0"/>
-          <w:numId w:val="2"/>
-        </w:numPr>
-        <w:spacing w:after="70" w:line="288"/>
-      </w:pPr>
-      <w:r>
-        <w:rPr>
-          <w:b/>
-          <w:bCs/>
-          <w:color w:val="1C1A21"/>
-          <w:sz w:val="21"/>
-          <w:szCs w:val="21"/>
-          <w:rFonts w:ascii="微软雅黑" w:cs="微软雅黑" w:eastAsia="微软雅黑" w:hAnsi="微软雅黑"/>
-        </w:rPr>
-        <w:t xml:space="preserve">账户密码体系（两后台通用，全新）</w:t>
-      </w:r>
-      <w:r>
-        <w:rPr>
-          <w:color w:val="1C1A21"/>
-          <w:sz w:val="21"/>
-          <w:szCs w:val="21"/>
-          <w:rFonts w:ascii="微软雅黑" w:cs="微软雅黑" w:eastAsia="微软雅黑" w:hAnsi="微软雅黑"/>
-        </w:rPr>
-        <w:t xml:space="preserve">：密码规则 8–16 位含字母数字；机构 / 平台账户操作列「重置密码」；创建 / 重置后弹「账户凭证弹窗」（账号 / 密码 / 姓名 / 机构 / 角色 + 一键复制，密码仅此一次明文）；个人中心支持「修改登录密码」。</w:t>
-      </w:r>
-    </w:p>
-    <w:p>
-      <w:pPr>
-        <w:pStyle w:val="ListParagraph"/>
-        <w:numPr>
-          <w:ilvl w:val="0"/>
-          <w:numId w:val="2"/>
-        </w:numPr>
-        <w:spacing w:after="70" w:line="288"/>
-      </w:pPr>
-      <w:r>
-        <w:rPr>
-          <w:b/>
-          <w:bCs/>
-          <w:color w:val="1C1A21"/>
-          <w:sz w:val="21"/>
-          <w:szCs w:val="21"/>
-          <w:rFonts w:ascii="微软雅黑" w:cs="微软雅黑" w:eastAsia="微软雅黑" w:hAnsi="微软雅黑"/>
-        </w:rPr>
-        <w:t xml:space="preserve">两后台个人中心</w:t>
-      </w:r>
-      <w:r>
-        <w:rPr>
-          <w:color w:val="1C1A21"/>
-          <w:sz w:val="21"/>
-          <w:szCs w:val="21"/>
-          <w:rFonts w:ascii="微软雅黑" w:cs="微软雅黑" w:eastAsia="微软雅黑" w:hAnsi="微软雅黑"/>
-        </w:rPr>
-        <w:t xml:space="preserve">：顶栏「姓名 · 角色」改「个人中心」入口；只读信息卡 + 头像上传裁剪（顶栏同步回显）。</w:t>
-      </w:r>
-    </w:p>
-    <w:p>
-      <w:pPr>
-        <w:pStyle w:val="ListParagraph"/>
-        <w:numPr>
-          <w:ilvl w:val="0"/>
-          <w:numId w:val="2"/>
-        </w:numPr>
-        <w:spacing w:after="70" w:line="288"/>
-      </w:pPr>
-      <w:r>
-        <w:rPr>
-          <w:b/>
-          <w:bCs/>
-          <w:color w:val="1C1A21"/>
-          <w:sz w:val="21"/>
-          <w:szCs w:val="21"/>
-          <w:rFonts w:ascii="微软雅黑" w:cs="微软雅黑" w:eastAsia="微软雅黑" w:hAnsi="微软雅黑"/>
-        </w:rPr>
-        <w:t xml:space="preserve">C 端前台精修</w:t>
-      </w:r>
-      <w:r>
-        <w:rPr>
-          <w:color w:val="1C1A21"/>
-          <w:sz w:val="21"/>
-          <w:szCs w:val="21"/>
-          <w:rFonts w:ascii="微软雅黑" w:cs="微软雅黑" w:eastAsia="微软雅黑" w:hAnsi="微软雅黑"/>
-        </w:rPr>
-        <w:t xml:space="preserve">：微信支付收银台补「微信内 JSAPI / 微信外 H5」双场景；我的纸书去 hover、点击进入该 KP 全新会话并 3 秒 toast 提示；后台登录图形验证码支持点击刷新。</w:t>
+        <w:t xml:space="preserve">六、0615 系列增量（订阅订单 / 加油包 / 平台账户 / 角色权限 / 精修）</w:t>
+      </w:r>
+    </w:p>
+    <w:p>
+      <w:pPr>
+        <w:spacing w:after="120" w:line="300"/>
+      </w:pPr>
+      <w:r>
+        <w:rPr>
+          <w:color w:val="6B7280"/>
+          <w:sz w:val="19"/>
+          <w:szCs w:val="19"/>
+          <w:rFonts w:ascii="微软雅黑" w:cs="微软雅黑" w:eastAsia="微软雅黑" w:hAnsi="微软雅黑"/>
+        </w:rPr>
+        <w:t xml:space="preserve">本节为 0613~0614 之后的新一轮改动，</w:t>
+      </w:r>
+      <w:r>
+        <w:rPr>
+          <w:b/>
+          <w:bCs/>
+          <w:color w:val="6B7280"/>
+          <w:sz w:val="19"/>
+          <w:szCs w:val="19"/>
+          <w:rFonts w:ascii="微软雅黑" w:cs="微软雅黑" w:eastAsia="微软雅黑" w:hAnsi="微软雅黑"/>
+        </w:rPr>
+        <w:t xml:space="preserve">按端归类</w:t>
+      </w:r>
+      <w:r>
+        <w:rPr>
+          <w:color w:val="6B7280"/>
+          <w:sz w:val="19"/>
+          <w:szCs w:val="19"/>
+          <w:rFonts w:ascii="微软雅黑" w:cs="微软雅黑" w:eastAsia="微软雅黑" w:hAnsi="微软雅黑"/>
+        </w:rPr>
+        <w:t xml:space="preserve">（前台 / 机构后台 / 平台后台 / 两后台通用），不按批次时间罗列。</w:t>
       </w:r>
     </w:p>
     <w:p>
@@ -3269,667 +3068,87 @@
           <w:szCs w:val="21"/>
           <w:rFonts w:ascii="微软雅黑" w:cs="微软雅黑" w:eastAsia="微软雅黑" w:hAnsi="微软雅黑"/>
         </w:rPr>
-        <w:t xml:space="preserve">调整 / 修复</w:t>
-      </w:r>
-    </w:p>
-    <w:p>
-      <w:pPr>
-        <w:pStyle w:val="ListParagraph"/>
-        <w:numPr>
-          <w:ilvl w:val="0"/>
-          <w:numId w:val="2"/>
-        </w:numPr>
-        <w:spacing w:after="70" w:line="288"/>
-      </w:pPr>
-      <w:r>
-        <w:rPr>
-          <w:b/>
-          <w:bCs/>
-          <w:color w:val="1C1A21"/>
-          <w:sz w:val="21"/>
-          <w:szCs w:val="21"/>
-          <w:rFonts w:ascii="微软雅黑" w:cs="微软雅黑" w:eastAsia="微软雅黑" w:hAnsi="微软雅黑"/>
-        </w:rPr>
-        <w:t xml:space="preserve">【本批 0615-5】订阅记录 · 总额度列</w:t>
-      </w:r>
-      <w:r>
-        <w:rPr>
-          <w:color w:val="1C1A21"/>
-          <w:sz w:val="21"/>
-          <w:szCs w:val="21"/>
-          <w:rFonts w:ascii="微软雅黑" w:cs="微软雅黑" w:eastAsia="微软雅黑" w:hAnsi="微软雅黑"/>
-        </w:rPr>
-        <w:t xml:space="preserve">：「额度（已用 / 上限）」改「总额度（已用 / 上限，含加油包）」= 订阅基础额度 + 其名下生效加油包累加（与当前生效订阅卡口径一致）；列表默认按创建时间倒序。</w:t>
-      </w:r>
-    </w:p>
-    <w:p>
-      <w:pPr>
-        <w:pStyle w:val="ListParagraph"/>
-        <w:numPr>
-          <w:ilvl w:val="0"/>
-          <w:numId w:val="2"/>
-        </w:numPr>
-        <w:spacing w:after="70" w:line="288"/>
-      </w:pPr>
-      <w:r>
-        <w:rPr>
-          <w:b/>
-          <w:bCs/>
-          <w:color w:val="1C1A21"/>
-          <w:sz w:val="21"/>
-          <w:szCs w:val="21"/>
-          <w:rFonts w:ascii="微软雅黑" w:cs="微软雅黑" w:eastAsia="微软雅黑" w:hAnsi="微软雅黑"/>
-        </w:rPr>
-        <w:t xml:space="preserve">【本批 0615-5】加油包右抽屉重构</w:t>
-      </w:r>
-      <w:r>
-        <w:rPr>
-          <w:color w:val="1C1A21"/>
-          <w:sz w:val="21"/>
-          <w:szCs w:val="21"/>
-          <w:rFonts w:ascii="微软雅黑" w:cs="微软雅黑" w:eastAsia="微软雅黑" w:hAnsi="微软雅黑"/>
-        </w:rPr>
-        <w:t xml:space="preserve">：「新建加油包」按钮移到抽屉上方（原在底部太靠下）；加油包改列表展示（创建时间 / 创建人 / 加油包额度 / 备注 / 状态，去掉商务负责人，参考兑换码详情页）；空数据走标准空态；新建表单 KP / 存储 / Token 三项同一行，三项全为 0 不可创建并提示；整体按设计规范美化。机构详情与全域订阅订单共用同一组件、同一交互。</w:t>
-      </w:r>
-    </w:p>
-    <w:p>
-      <w:pPr>
-        <w:pStyle w:val="ListParagraph"/>
-        <w:numPr>
-          <w:ilvl w:val="0"/>
-          <w:numId w:val="2"/>
-        </w:numPr>
-        <w:spacing w:after="70" w:line="288"/>
-      </w:pPr>
-      <w:r>
-        <w:rPr>
-          <w:b/>
-          <w:bCs/>
-          <w:color w:val="1C1A21"/>
-          <w:sz w:val="21"/>
-          <w:szCs w:val="21"/>
-          <w:rFonts w:ascii="微软雅黑" w:cs="微软雅黑" w:eastAsia="微软雅黑" w:hAnsi="微软雅黑"/>
-        </w:rPr>
-        <w:t xml:space="preserve">【本批 0615-5】全域订阅订单</w:t>
-      </w:r>
-      <w:r>
-        <w:rPr>
-          <w:color w:val="1C1A21"/>
-          <w:sz w:val="21"/>
-          <w:szCs w:val="21"/>
-          <w:rFonts w:ascii="微软雅黑" w:cs="微软雅黑" w:eastAsia="微软雅黑" w:hAnsi="微软雅黑"/>
-        </w:rPr>
-        <w:t xml:space="preserve">：列表只展示「订阅」、不再混入加油包（去类型列 / 筛选）；额度列改「总额度（含加油包）」；新增「加油包」数量列；操作列加「加油包」按钮 → 右抽屉查看并直接新建；顶部 KPI 每个指标加说明 icon，悬浮显示计算规则（同主控台交互）。</w:t>
-      </w:r>
-    </w:p>
-    <w:p>
-      <w:pPr>
-        <w:pStyle w:val="ListParagraph"/>
-        <w:numPr>
-          <w:ilvl w:val="0"/>
-          <w:numId w:val="2"/>
-        </w:numPr>
-        <w:spacing w:after="70" w:line="288"/>
-      </w:pPr>
-      <w:r>
-        <w:rPr>
-          <w:b/>
-          <w:bCs/>
-          <w:color w:val="1C1A21"/>
-          <w:sz w:val="21"/>
-          <w:szCs w:val="21"/>
-          <w:rFonts w:ascii="微软雅黑" w:cs="微软雅黑" w:eastAsia="微软雅黑" w:hAnsi="微软雅黑"/>
-        </w:rPr>
-        <w:t xml:space="preserve">【本批 0615-5】新建订阅弹窗</w:t>
-      </w:r>
-      <w:r>
-        <w:rPr>
-          <w:color w:val="1C1A21"/>
-          <w:sz w:val="21"/>
-          <w:szCs w:val="21"/>
-          <w:rFonts w:ascii="微软雅黑" w:cs="微软雅黑" w:eastAsia="微软雅黑" w:hAnsi="微软雅黑"/>
-        </w:rPr>
-        <w:t xml:space="preserve">：底部说明块与上方状态开关 / 输入框左对齐（缩进至控件列）。</w:t>
-      </w:r>
-    </w:p>
-    <w:p>
-      <w:pPr>
-        <w:pStyle w:val="ListParagraph"/>
-        <w:numPr>
-          <w:ilvl w:val="0"/>
-          <w:numId w:val="2"/>
-        </w:numPr>
-        <w:spacing w:after="70" w:line="288"/>
-      </w:pPr>
-      <w:r>
-        <w:rPr>
-          <w:b/>
-          <w:bCs/>
-          <w:color w:val="1C1A21"/>
-          <w:sz w:val="21"/>
-          <w:szCs w:val="21"/>
-          <w:rFonts w:ascii="微软雅黑" w:cs="微软雅黑" w:eastAsia="微软雅黑" w:hAnsi="微软雅黑"/>
-        </w:rPr>
-        <w:t xml:space="preserve">【本批 0615-5 / 5c】操作列固定标准通查整改</w:t>
-      </w:r>
-      <w:r>
-        <w:rPr>
-          <w:color w:val="1C1A21"/>
-          <w:sz w:val="21"/>
-          <w:szCs w:val="21"/>
-          <w:rFonts w:ascii="微软雅黑" w:cs="微软雅黑" w:eastAsia="微软雅黑" w:hAnsi="微软雅黑"/>
-        </w:rPr>
-        <w:t xml:space="preserve">：两后台所有非卡片列表（含详情内嵌、订单管理、机构管理、订阅记录 / 订阅订单、全域订单、全域用户、加油包抽屉等）统一走共享 .dg-op 标准——固定右侧、不透明白底（横滚时下方数据列文字不透出）、左侧灰线 + 左阴影常驻可见。</w:t>
-      </w:r>
-      <w:r>
-        <w:rPr>
-          <w:b/>
-          <w:bCs/>
-          <w:color w:val="1C1A21"/>
-          <w:sz w:val="21"/>
-          <w:szCs w:val="21"/>
-          <w:rFonts w:ascii="微软雅黑" w:cs="微软雅黑" w:eastAsia="微软雅黑" w:hAnsi="微软雅黑"/>
-        </w:rPr>
-        <w:t xml:space="preserve">根因订正</w:t>
-      </w:r>
-      <w:r>
-        <w:rPr>
-          <w:color w:val="1C1A21"/>
-          <w:sz w:val="21"/>
-          <w:szCs w:val="21"/>
-          <w:rFonts w:ascii="微软雅黑" w:cs="微软雅黑" w:eastAsia="微软雅黑" w:hAnsi="微软雅黑"/>
-        </w:rPr>
-        <w:t xml:space="preserve">：此前的 box-shadow 方案对窄表 / 未横滚根本不显——`.tbl` 为 border-collapse:collapse，collapse 边框模型下单元格 box-shadow 在 Chrome 不渲染（这正是订阅订单 / 订单管理"操作列没有灰线"的真因）。改为 </w:t>
-      </w:r>
-      <w:r>
-        <w:rPr>
-          <w:b/>
-          <w:bCs/>
-          <w:color w:val="1C1A21"/>
-          <w:sz w:val="21"/>
-          <w:szCs w:val="21"/>
-          <w:rFonts w:ascii="微软雅黑" w:cs="微软雅黑" w:eastAsia="微软雅黑" w:hAnsi="微软雅黑"/>
-        </w:rPr>
-        <w:t xml:space="preserve">不用 box-shadow</w:t>
-      </w:r>
-      <w:r>
-        <w:rPr>
-          <w:color w:val="1C1A21"/>
-          <w:sz w:val="21"/>
-          <w:szCs w:val="21"/>
-          <w:rFonts w:ascii="微软雅黑" w:cs="微软雅黑" w:eastAsia="微软雅黑" w:hAnsi="微软雅黑"/>
-        </w:rPr>
-        <w:t xml:space="preserve">（伪元素实现）。最终定稿（0615-5d）：</w:t>
-      </w:r>
-      <w:r>
-        <w:rPr>
-          <w:b/>
-          <w:bCs/>
-          <w:color w:val="1C1A21"/>
-          <w:sz w:val="21"/>
-          <w:szCs w:val="21"/>
-          <w:rFonts w:ascii="微软雅黑" w:cs="微软雅黑" w:eastAsia="微软雅黑" w:hAnsi="微软雅黑"/>
-        </w:rPr>
-        <w:t xml:space="preserve">去掉硬边框线、只留一道很轻的柔和左阴影</w:t>
-      </w:r>
-      <w:r>
-        <w:rPr>
-          <w:color w:val="1C1A21"/>
-          <w:sz w:val="21"/>
-          <w:szCs w:val="21"/>
-          <w:rFonts w:ascii="微软雅黑" w:cs="微软雅黑" w:eastAsia="微软雅黑" w:hAnsi="微软雅黑"/>
-        </w:rPr>
-        <w:t xml:space="preserve">（::before 渐变，看出层次即可、不厚重）；并修复</w:t>
-      </w:r>
-      <w:r>
-        <w:rPr>
-          <w:b/>
-          <w:bCs/>
-          <w:color w:val="1C1A21"/>
-          <w:sz w:val="21"/>
-          <w:szCs w:val="21"/>
-          <w:rFonts w:ascii="微软雅黑" w:cs="微软雅黑" w:eastAsia="微软雅黑" w:hAnsi="微软雅黑"/>
-        </w:rPr>
-        <w:t xml:space="preserve">横滚时操作列右侧露出被滑动数据</w:t>
-      </w:r>
-      <w:r>
-        <w:rPr>
-          <w:color w:val="1C1A21"/>
-          <w:sz w:val="21"/>
-          <w:szCs w:val="21"/>
-          <w:rFonts w:ascii="微软雅黑" w:cs="微软雅黑" w:eastAsia="微软雅黑" w:hAnsi="微软雅黑"/>
-        </w:rPr>
-        <w:t xml:space="preserve">的 BUG——根因 .tbl-wrap 滚动容器 padding-right:10px 留了条缝，用 ::after 同底色盖板（宽度严格等于内边距、不越界，避免凭空加横向滚动条）盖住该缝。一处共享样式覆盖两后台全部非卡片列表。</w:t>
-      </w:r>
-    </w:p>
-    <w:p>
-      <w:pPr>
-        <w:pStyle w:val="ListParagraph"/>
-        <w:numPr>
-          <w:ilvl w:val="0"/>
-          <w:numId w:val="2"/>
-        </w:numPr>
-        <w:spacing w:after="70" w:line="288"/>
-      </w:pPr>
-      <w:r>
-        <w:rPr>
-          <w:b/>
-          <w:bCs/>
-          <w:color w:val="1C1A21"/>
-          <w:sz w:val="21"/>
-          <w:szCs w:val="21"/>
-          <w:rFonts w:ascii="微软雅黑" w:cs="微软雅黑" w:eastAsia="微软雅黑" w:hAnsi="微软雅黑"/>
-        </w:rPr>
-        <w:t xml:space="preserve">【0615-6】机构管理列表去配额变色</w:t>
-      </w:r>
-      <w:r>
-        <w:rPr>
-          <w:color w:val="1C1A21"/>
-          <w:sz w:val="21"/>
-          <w:szCs w:val="21"/>
-          <w:rFonts w:ascii="微软雅黑" w:cs="微软雅黑" w:eastAsia="微软雅黑" w:hAnsi="微软雅黑"/>
-        </w:rPr>
-        <w:t xml:space="preserve">：KP用量 / Token额度 / 存储空间「已用」值去掉按使用率变色（原 70% 橙 / 90% 珊瑚红 + 加粗），整列太花，统一普通文字（已用黑、上限灰）；用量预警仍由机构详情用量看板进度条体现。</w:t>
-      </w:r>
-    </w:p>
-    <w:p>
-      <w:pPr>
-        <w:pStyle w:val="ListParagraph"/>
-        <w:numPr>
-          <w:ilvl w:val="0"/>
-          <w:numId w:val="2"/>
-        </w:numPr>
-        <w:spacing w:after="70" w:line="288"/>
-      </w:pPr>
-      <w:r>
-        <w:rPr>
-          <w:b/>
-          <w:bCs/>
-          <w:color w:val="1C1A21"/>
-          <w:sz w:val="21"/>
-          <w:szCs w:val="21"/>
-          <w:rFonts w:ascii="微软雅黑" w:cs="微软雅黑" w:eastAsia="微软雅黑" w:hAnsi="微软雅黑"/>
-        </w:rPr>
-        <w:t xml:space="preserve">【0615-6】新建订阅生效规则定稿（方案 A+C）</w:t>
-      </w:r>
-      <w:r>
-        <w:rPr>
-          <w:color w:val="1C1A21"/>
-          <w:sz w:val="21"/>
-          <w:szCs w:val="21"/>
-          <w:rFonts w:ascii="微软雅黑" w:cs="微软雅黑" w:eastAsia="微软雅黑" w:hAnsi="微软雅黑"/>
-        </w:rPr>
-        <w:t xml:space="preserve">：① 同一时段只能一个生效订阅；② 有生效订阅时</w:t>
-      </w:r>
-      <w:r>
-        <w:rPr>
-          <w:b/>
-          <w:bCs/>
-          <w:color w:val="1C1A21"/>
-          <w:sz w:val="21"/>
-          <w:szCs w:val="21"/>
-          <w:rFonts w:ascii="微软雅黑" w:cs="微软雅黑" w:eastAsia="微软雅黑" w:hAnsi="微软雅黑"/>
-        </w:rPr>
-        <w:t xml:space="preserve">最多再预建 1 期未生效订阅</w:t>
-      </w:r>
-      <w:r>
-        <w:rPr>
-          <w:color w:val="1C1A21"/>
-          <w:sz w:val="21"/>
-          <w:szCs w:val="21"/>
-          <w:rFonts w:ascii="微软雅黑" w:cs="微软雅黑" w:eastAsia="微软雅黑" w:hAnsi="微软雅黑"/>
-        </w:rPr>
-        <w:t xml:space="preserve">；③ 新建有效期</w:t>
-      </w:r>
-      <w:r>
-        <w:rPr>
-          <w:b/>
-          <w:bCs/>
-          <w:color w:val="1C1A21"/>
-          <w:sz w:val="21"/>
-          <w:szCs w:val="21"/>
-          <w:rFonts w:ascii="微软雅黑" w:cs="微软雅黑" w:eastAsia="微软雅黑" w:hAnsi="微软雅黑"/>
-        </w:rPr>
-        <w:t xml:space="preserve">不可与已有订阅重叠</w:t>
-      </w:r>
-      <w:r>
-        <w:rPr>
-          <w:color w:val="1C1A21"/>
-          <w:sz w:val="21"/>
-          <w:szCs w:val="21"/>
-          <w:rFonts w:ascii="微软雅黑" w:cs="微软雅黑" w:eastAsia="微软雅黑" w:hAnsi="微软雅黑"/>
-        </w:rPr>
-        <w:t xml:space="preserve">（重叠拦截、不可创建）；④ 未生效订阅</w:t>
-      </w:r>
-      <w:r>
-        <w:rPr>
-          <w:b/>
-          <w:bCs/>
-          <w:color w:val="1C1A21"/>
-          <w:sz w:val="21"/>
-          <w:szCs w:val="21"/>
-          <w:rFonts w:ascii="微软雅黑" w:cs="微软雅黑" w:eastAsia="微软雅黑" w:hAnsi="微软雅黑"/>
-        </w:rPr>
-        <w:t xml:space="preserve">到生效日期自动转生效</w:t>
-      </w:r>
-      <w:r>
-        <w:rPr>
-          <w:color w:val="1C1A21"/>
-          <w:sz w:val="21"/>
-          <w:szCs w:val="21"/>
-          <w:rFonts w:ascii="微软雅黑" w:cs="微软雅黑" w:eastAsia="微软雅黑" w:hAnsi="微软雅黑"/>
-        </w:rPr>
-        <w:t xml:space="preserve">。故去掉「状态」手动开关、状态由有效期自动判定；有效期默认从最晚订阅到期次日衔接（天然不重叠）。规则以无序列表写进新建订阅说明块、不换行依次展示。</w:t>
-      </w:r>
-    </w:p>
-    <w:p>
-      <w:pPr>
-        <w:pStyle w:val="ListParagraph"/>
-        <w:numPr>
-          <w:ilvl w:val="0"/>
-          <w:numId w:val="2"/>
-        </w:numPr>
-        <w:spacing w:after="70" w:line="288"/>
-      </w:pPr>
-      <w:r>
-        <w:rPr>
-          <w:b/>
-          <w:bCs/>
-          <w:color w:val="1C1A21"/>
-          <w:sz w:val="21"/>
-          <w:szCs w:val="21"/>
-          <w:rFonts w:ascii="微软雅黑" w:cs="微软雅黑" w:eastAsia="微软雅黑" w:hAnsi="微软雅黑"/>
-        </w:rPr>
-        <w:t xml:space="preserve">【0615-6】加油包额度只显额度 + 空态插画美化</w:t>
-      </w:r>
-      <w:r>
-        <w:rPr>
-          <w:color w:val="1C1A21"/>
-          <w:sz w:val="21"/>
-          <w:szCs w:val="21"/>
-          <w:rFonts w:ascii="微软雅黑" w:cs="微软雅黑" w:eastAsia="微软雅黑" w:hAnsi="微软雅黑"/>
-        </w:rPr>
-        <w:t xml:space="preserve">：加油包列表「加油包额度」列只显该加油包额度（如 0.5 亿 Token），不再显「已用 / 上限」；空态插画换为更贴合品牌的图形（加量包 + 加号意象，电光靛 / 朝霞橙 / 奶白），去掉星星圆圈。</w:t>
-      </w:r>
-    </w:p>
-    <w:p>
-      <w:pPr>
-        <w:pStyle w:val="ListParagraph"/>
-        <w:numPr>
-          <w:ilvl w:val="0"/>
-          <w:numId w:val="2"/>
-        </w:numPr>
-        <w:spacing w:after="70" w:line="288"/>
-      </w:pPr>
-      <w:r>
-        <w:rPr>
-          <w:b/>
-          <w:bCs/>
-          <w:color w:val="1C1A21"/>
-          <w:sz w:val="21"/>
-          <w:szCs w:val="21"/>
-          <w:rFonts w:ascii="微软雅黑" w:cs="微软雅黑" w:eastAsia="微软雅黑" w:hAnsi="微软雅黑"/>
-        </w:rPr>
-        <w:t xml:space="preserve">【0615-6】当前生效订阅卡抽共享件、同步三处</w:t>
-      </w:r>
-      <w:r>
-        <w:rPr>
-          <w:color w:val="1C1A21"/>
-          <w:sz w:val="21"/>
-          <w:szCs w:val="21"/>
-          <w:rFonts w:ascii="微软雅黑" w:cs="微软雅黑" w:eastAsia="微软雅黑" w:hAnsi="微软雅黑"/>
-        </w:rPr>
-        <w:t xml:space="preserve">：当前生效订阅卡（套餐 / 状态 / 加油包数 / 有效期 / 剩余 + 三项「已用 / 上限含加油包」进度条）抽为共享组件 CurrentSubCard，机构详情订阅 Tab（含商务负责人 + 新建按钮）/ 机构详情用量看板 + 机构后台主控台（均不含商务负责人 / 新建按钮）三处复用，机构后台主控台原配额卡升级为此卡。</w:t>
-      </w:r>
-    </w:p>
-    <w:p>
-      <w:pPr>
-        <w:pStyle w:val="ListParagraph"/>
-        <w:numPr>
-          <w:ilvl w:val="0"/>
-          <w:numId w:val="2"/>
-        </w:numPr>
-        <w:spacing w:after="70" w:line="288"/>
-      </w:pPr>
-      <w:r>
-        <w:rPr>
-          <w:b/>
-          <w:bCs/>
-          <w:color w:val="1C1A21"/>
-          <w:sz w:val="21"/>
-          <w:szCs w:val="21"/>
-          <w:rFonts w:ascii="微软雅黑" w:cs="微软雅黑" w:eastAsia="微软雅黑" w:hAnsi="微软雅黑"/>
-        </w:rPr>
-        <w:t xml:space="preserve">【0615-7】订阅状态三态（已过期）+ 误建删除 + 改名</w:t>
-      </w:r>
-      <w:r>
-        <w:rPr>
-          <w:color w:val="1C1A21"/>
-          <w:sz w:val="21"/>
-          <w:szCs w:val="21"/>
-          <w:rFonts w:ascii="微软雅黑" w:cs="微软雅黑" w:eastAsia="微软雅黑" w:hAnsi="微软雅黑"/>
-        </w:rPr>
-        <w:t xml:space="preserve">：① 订阅状态改三态、</w:t>
-      </w:r>
-      <w:r>
-        <w:rPr>
-          <w:b/>
-          <w:bCs/>
-          <w:color w:val="1C1A21"/>
-          <w:sz w:val="21"/>
-          <w:szCs w:val="21"/>
-          <w:rFonts w:ascii="微软雅黑" w:cs="微软雅黑" w:eastAsia="微软雅黑" w:hAnsi="微软雅黑"/>
-        </w:rPr>
-        <w:t xml:space="preserve">由有效期自动判定</w:t>
-      </w:r>
-      <w:r>
-        <w:rPr>
-          <w:color w:val="1C1A21"/>
-          <w:sz w:val="21"/>
-          <w:szCs w:val="21"/>
-          <w:rFonts w:ascii="微软雅黑" w:cs="微软雅黑" w:eastAsia="微软雅黑" w:hAnsi="微软雅黑"/>
-        </w:rPr>
-        <w:t xml:space="preserve">——未生效（今天 &lt; 生效日）/ 生效（生效日 ≤ 今天 ≤ 到期日）/ </w:t>
-      </w:r>
-      <w:r>
-        <w:rPr>
-          <w:b/>
-          <w:bCs/>
-          <w:color w:val="1C1A21"/>
-          <w:sz w:val="21"/>
-          <w:szCs w:val="21"/>
-          <w:rFonts w:ascii="微软雅黑" w:cs="微软雅黑" w:eastAsia="微软雅黑" w:hAnsi="微软雅黑"/>
-        </w:rPr>
-        <w:t xml:space="preserve">已过期</w:t>
-      </w:r>
-      <w:r>
-        <w:rPr>
-          <w:color w:val="1C1A21"/>
-          <w:sz w:val="21"/>
-          <w:szCs w:val="21"/>
-          <w:rFonts w:ascii="微软雅黑" w:cs="微软雅黑" w:eastAsia="微软雅黑" w:hAnsi="微软雅黑"/>
-        </w:rPr>
-        <w:t xml:space="preserve">（今天 &gt; 到期日），去手动开关，机构详情订阅订单与全域订阅订单的状态列 / 筛选 / KPI 均按此口径（见图 11 状态机）；② </w:t>
-      </w:r>
-      <w:r>
-        <w:rPr>
-          <w:b/>
-          <w:bCs/>
-          <w:color w:val="1C1A21"/>
-          <w:sz w:val="21"/>
-          <w:szCs w:val="21"/>
-          <w:rFonts w:ascii="微软雅黑" w:cs="微软雅黑" w:eastAsia="微软雅黑" w:hAnsi="微软雅黑"/>
-        </w:rPr>
-        <w:t xml:space="preserve">误建删除</w:t>
-      </w:r>
-      <w:r>
-        <w:rPr>
-          <w:color w:val="1C1A21"/>
-          <w:sz w:val="21"/>
-          <w:szCs w:val="21"/>
-          <w:rFonts w:ascii="微软雅黑" w:cs="微软雅黑" w:eastAsia="微软雅黑" w:hAnsi="微软雅黑"/>
-        </w:rPr>
-        <w:t xml:space="preserve">——订阅订单操作列对「零用量 + 无加油包 + 非已过期」的订单显「删除」（危险色 + 二次确认、不可恢复），生效中有消耗 / 已过期不可删（保留服务 / 计费历史），覆盖"机构第一笔生效订阅建错了"（刚建未消耗即可删）；③ </w:t>
-      </w:r>
-      <w:r>
-        <w:rPr>
-          <w:b/>
-          <w:bCs/>
-          <w:color w:val="1C1A21"/>
-          <w:sz w:val="21"/>
-          <w:szCs w:val="21"/>
-          <w:rFonts w:ascii="微软雅黑" w:cs="微软雅黑" w:eastAsia="微软雅黑" w:hAnsi="微软雅黑"/>
-        </w:rPr>
-        <w:t xml:space="preserve">改名</w:t>
-      </w:r>
-      <w:r>
-        <w:rPr>
-          <w:color w:val="1C1A21"/>
-          <w:sz w:val="21"/>
-          <w:szCs w:val="21"/>
-          <w:rFonts w:ascii="微软雅黑" w:cs="微软雅黑" w:eastAsia="微软雅黑" w:hAnsi="微软雅黑"/>
-        </w:rPr>
-        <w:t xml:space="preserve">：「订阅记录」→「订阅订单」、字段「订阅号」→「订阅订单 ID」。</w:t>
-      </w:r>
-    </w:p>
-    <w:p>
-      <w:pPr>
-        <w:pStyle w:val="ListParagraph"/>
-        <w:numPr>
-          <w:ilvl w:val="0"/>
-          <w:numId w:val="2"/>
-        </w:numPr>
-        <w:spacing w:after="70" w:line="288"/>
-      </w:pPr>
-      <w:r>
-        <w:rPr>
-          <w:b/>
-          <w:bCs/>
-          <w:color w:val="1C1A21"/>
-          <w:sz w:val="21"/>
-          <w:szCs w:val="21"/>
-          <w:rFonts w:ascii="微软雅黑" w:cs="微软雅黑" w:eastAsia="微软雅黑" w:hAnsi="微软雅黑"/>
-        </w:rPr>
-        <w:t xml:space="preserve">【0615-7】PRD 细化（按姐姐要求补全细节）</w:t>
-      </w:r>
-      <w:r>
-        <w:rPr>
-          <w:color w:val="1C1A21"/>
-          <w:sz w:val="21"/>
-          <w:szCs w:val="21"/>
-          <w:rFonts w:ascii="微软雅黑" w:cs="微软雅黑" w:eastAsia="微软雅黑" w:hAnsi="微软雅黑"/>
-        </w:rPr>
-        <w:t xml:space="preserve">：新增</w:t>
-      </w:r>
-      <w:r>
-        <w:rPr>
-          <w:b/>
-          <w:bCs/>
-          <w:color w:val="1C1A21"/>
-          <w:sz w:val="21"/>
-          <w:szCs w:val="21"/>
-          <w:rFonts w:ascii="微软雅黑" w:cs="微软雅黑" w:eastAsia="微软雅黑" w:hAnsi="微软雅黑"/>
-        </w:rPr>
-        <w:t xml:space="preserve">订阅生命周期状态机图（图 11）</w:t>
-      </w:r>
-      <w:r>
-        <w:rPr>
-          <w:color w:val="1C1A21"/>
-          <w:sz w:val="21"/>
-          <w:szCs w:val="21"/>
-          <w:rFonts w:ascii="微软雅黑" w:cs="微软雅黑" w:eastAsia="微软雅黑" w:hAnsi="微软雅黑"/>
-        </w:rPr>
-        <w:t xml:space="preserve">；补「配额阈值短信预警」细则（70/80/90/95% 各首次达到推一次、同周期不重复、下周期重置、≥70% 才显预警条、超限闭环）；补「各指标去重键与统计区间一览表」（DAU / 会员 / GMV / 提问 / token 等的去重键与口径）；新增「列表导出规则」（统一标准 + 各模块导出字段表）；订正机构管理列表配额已用值"取消变色"的口径。</w:t>
-      </w:r>
-    </w:p>
-    <w:p>
-      <w:pPr>
-        <w:pStyle w:val="ListParagraph"/>
-        <w:numPr>
-          <w:ilvl w:val="0"/>
-          <w:numId w:val="2"/>
-        </w:numPr>
-        <w:spacing w:after="70" w:line="288"/>
-      </w:pPr>
-      <w:r>
-        <w:rPr>
-          <w:b/>
-          <w:bCs/>
-          <w:color w:val="1C1A21"/>
-          <w:sz w:val="21"/>
-          <w:szCs w:val="21"/>
-          <w:rFonts w:ascii="微软雅黑" w:cs="微软雅黑" w:eastAsia="微软雅黑" w:hAnsi="微软雅黑"/>
-        </w:rPr>
-        <w:t xml:space="preserve">角色权限位置（0615-3 起，本批复核）</w:t>
-      </w:r>
-      <w:r>
-        <w:rPr>
-          <w:color w:val="1C1A21"/>
-          <w:sz w:val="21"/>
-          <w:szCs w:val="21"/>
-          <w:rFonts w:ascii="微软雅黑" w:cs="微软雅黑" w:eastAsia="微软雅黑" w:hAnsi="微软雅黑"/>
-        </w:rPr>
-        <w:t xml:space="preserve">：菜单从「机构管理」组移到「系统设置」组（角色是分配给账户的，归属系统设置更合理）；按角色类型「机构 / 平台」分别管理，权限点不同；当前线上旧版仍显示在机构管理组，将随本批部署一并更正。</w:t>
-      </w:r>
-      <w:r>
-        <w:rPr>
-          <w:b/>
-          <w:bCs/>
-          <w:color w:val="1C1A21"/>
-          <w:sz w:val="21"/>
-          <w:szCs w:val="21"/>
-          <w:rFonts w:ascii="微软雅黑" w:cs="微软雅黑" w:eastAsia="微软雅黑" w:hAnsi="微软雅黑"/>
-        </w:rPr>
-        <w:t xml:space="preserve">另：平台角色权限矩阵里的「角色权限」权限点（p.role）也从「机构管理」分组移到「系统设置」分组（置于 平台账户 与 默认 LLM 之间），与菜单分组一致（菜单一致性）。</w:t>
-      </w:r>
-    </w:p>
-    <w:p>
-      <w:pPr>
-        <w:pStyle w:val="ListParagraph"/>
-        <w:numPr>
-          <w:ilvl w:val="0"/>
-          <w:numId w:val="2"/>
-        </w:numPr>
-        <w:spacing w:after="70" w:line="288"/>
-      </w:pPr>
-      <w:r>
-        <w:rPr>
-          <w:b/>
-          <w:bCs/>
-          <w:color w:val="1C1A21"/>
-          <w:sz w:val="21"/>
-          <w:szCs w:val="21"/>
-          <w:rFonts w:ascii="微软雅黑" w:cs="微软雅黑" w:eastAsia="微软雅黑" w:hAnsi="微软雅黑"/>
-        </w:rPr>
-        <w:t xml:space="preserve">订阅模型 0615-2 → 0615-3 简化定稿</w:t>
-      </w:r>
-      <w:r>
-        <w:rPr>
-          <w:color w:val="1C1A21"/>
-          <w:sz w:val="21"/>
-          <w:szCs w:val="21"/>
-          <w:rFonts w:ascii="微软雅黑" w:cs="微软雅黑" w:eastAsia="微软雅黑" w:hAnsi="微软雅黑"/>
-        </w:rPr>
-        <w:t xml:space="preserve">：去掉早期「新签 / 续签 / 升级」三选与「待生效」，统一为订阅 / 加油包两类 + 生效开关；当前生效订阅卡复用配额进度条。</w:t>
-      </w:r>
-    </w:p>
-    <w:p>
-      <w:pPr>
-        <w:pStyle w:val="ListParagraph"/>
-        <w:numPr>
-          <w:ilvl w:val="0"/>
-          <w:numId w:val="2"/>
-        </w:numPr>
-        <w:spacing w:after="70" w:line="288"/>
-      </w:pPr>
-      <w:r>
-        <w:rPr>
-          <w:color w:val="1C1A21"/>
-          <w:sz w:val="21"/>
-          <w:szCs w:val="21"/>
-          <w:rFonts w:ascii="微软雅黑" w:cs="微软雅黑" w:eastAsia="微软雅黑" w:hAnsi="微软雅黑"/>
-        </w:rPr>
-        <w:t xml:space="preserve">知识库文件类型小 icon 改用统一彩色品牌图标（Word / PDF / 图片 / 音频 / 视频）；平台顶栏固定「新机构入驻微信对接清单」下载按钮。</w:t>
+        <w:t xml:space="preserve">机构前台 H5（C 端）</w:t>
+      </w:r>
+    </w:p>
+    <w:p>
+      <w:pPr>
+        <w:pStyle w:val="ListParagraph"/>
+        <w:numPr>
+          <w:ilvl w:val="0"/>
+          <w:numId w:val="2"/>
+        </w:numPr>
+        <w:spacing w:after="70" w:line="288"/>
+      </w:pPr>
+      <w:r>
+        <w:rPr>
+          <w:b/>
+          <w:bCs/>
+          <w:color w:val="1C1A21"/>
+          <w:sz w:val="21"/>
+          <w:szCs w:val="21"/>
+          <w:rFonts w:ascii="微软雅黑" w:cs="微软雅黑" w:eastAsia="微软雅黑" w:hAnsi="微软雅黑"/>
+        </w:rPr>
+        <w:t xml:space="preserve">微信支付收银台双场景</w:t>
+      </w:r>
+      <w:r>
+        <w:rPr>
+          <w:color w:val="1C1A21"/>
+          <w:sz w:val="21"/>
+          <w:szCs w:val="21"/>
+          <w:rFonts w:ascii="微软雅黑" w:cs="微软雅黑" w:eastAsia="微软雅黑" w:hAnsi="微软雅黑"/>
+        </w:rPr>
+        <w:t xml:space="preserve">：补「微信内 JSAPI（公众号支付）/ 微信外 H5（MWEB）」两种支付路径，随落地页环境联动呈现，完整演示微信外支付回跳。</w:t>
+      </w:r>
+    </w:p>
+    <w:p>
+      <w:pPr>
+        <w:pStyle w:val="ListParagraph"/>
+        <w:numPr>
+          <w:ilvl w:val="0"/>
+          <w:numId w:val="2"/>
+        </w:numPr>
+        <w:spacing w:after="70" w:line="288"/>
+      </w:pPr>
+      <w:r>
+        <w:rPr>
+          <w:b/>
+          <w:bCs/>
+          <w:color w:val="1C1A21"/>
+          <w:sz w:val="21"/>
+          <w:szCs w:val="21"/>
+          <w:rFonts w:ascii="微软雅黑" w:cs="微软雅黑" w:eastAsia="微软雅黑" w:hAnsi="微软雅黑"/>
+        </w:rPr>
+        <w:t xml:space="preserve">我的纸书</w:t>
+      </w:r>
+      <w:r>
+        <w:rPr>
+          <w:color w:val="1C1A21"/>
+          <w:sz w:val="21"/>
+          <w:szCs w:val="21"/>
+          <w:rFonts w:ascii="微软雅黑" w:cs="微软雅黑" w:eastAsia="微软雅黑" w:hAnsi="微软雅黑"/>
+        </w:rPr>
+        <w:t xml:space="preserve">：去掉卡片 hover 放大；点击某本纸书进入该 KP 的</w:t>
+      </w:r>
+      <w:r>
+        <w:rPr>
+          <w:b/>
+          <w:bCs/>
+          <w:color w:val="1C1A21"/>
+          <w:sz w:val="21"/>
+          <w:szCs w:val="21"/>
+          <w:rFonts w:ascii="微软雅黑" w:cs="微软雅黑" w:eastAsia="微软雅黑" w:hAnsi="微软雅黑"/>
+        </w:rPr>
+        <w:t xml:space="preserve">全新 AI 会话</w:t>
+      </w:r>
+      <w:r>
+        <w:rPr>
+          <w:color w:val="1C1A21"/>
+          <w:sz w:val="21"/>
+          <w:szCs w:val="21"/>
+          <w:rFonts w:ascii="微软雅黑" w:cs="微软雅黑" w:eastAsia="微软雅黑" w:hAnsi="微软雅黑"/>
+        </w:rPr>
+        <w:t xml:space="preserve">，并在屏幕中上方弹 3 秒 toast 提示（限宽换行）。</w:t>
       </w:r>
     </w:p>
     <w:p>
@@ -3938,7 +3157,7 @@
       </w:pPr>
       <w:r>
         <w:rPr>
-          <w:color w:val="C2410C"/>
+          <w:color w:val="4B57E8"/>
           <w:sz w:val="20"/>
           <w:szCs w:val="20"/>
           <w:rFonts w:ascii="微软雅黑" w:cs="微软雅黑" w:eastAsia="微软雅黑" w:hAnsi="微软雅黑"/>
@@ -3954,45 +3173,585 @@
           <w:szCs w:val="21"/>
           <w:rFonts w:ascii="微软雅黑" w:cs="微软雅黑" w:eastAsia="微软雅黑" w:hAnsi="微软雅黑"/>
         </w:rPr>
-        <w:t xml:space="preserve">删除</w:t>
-      </w:r>
-    </w:p>
-    <w:p>
-      <w:pPr>
-        <w:pStyle w:val="ListParagraph"/>
-        <w:numPr>
-          <w:ilvl w:val="0"/>
-          <w:numId w:val="2"/>
-        </w:numPr>
-        <w:spacing w:after="70" w:line="288"/>
-      </w:pPr>
-      <w:r>
-        <w:rPr>
-          <w:color w:val="1C1A21"/>
-          <w:sz w:val="21"/>
-          <w:szCs w:val="21"/>
-          <w:rFonts w:ascii="微软雅黑" w:cs="微软雅黑" w:eastAsia="微软雅黑" w:hAnsi="微软雅黑"/>
-        </w:rPr>
-        <w:t xml:space="preserve">机构详情订阅记录与加油包抽屉里的"商务负责人"在加油包维度去除（加油包不单独记商务，跟随订阅）。</w:t>
-      </w:r>
-    </w:p>
-    <w:p>
-      <w:pPr>
-        <w:pStyle w:val="ListParagraph"/>
-        <w:numPr>
-          <w:ilvl w:val="0"/>
-          <w:numId w:val="2"/>
-        </w:numPr>
-        <w:spacing w:after="70" w:line="288"/>
-      </w:pPr>
-      <w:r>
-        <w:rPr>
-          <w:color w:val="1C1A21"/>
-          <w:sz w:val="21"/>
-          <w:szCs w:val="21"/>
-          <w:rFonts w:ascii="微软雅黑" w:cs="微软雅黑" w:eastAsia="微软雅黑" w:hAnsi="微软雅黑"/>
-        </w:rPr>
-        <w:t xml:space="preserve">加油包抽屉旧版的卡片条目式展示与底部新建按钮（改为列表 + 顶部按钮）。</w:t>
+        <w:t xml:space="preserve">机构后台</w:t>
+      </w:r>
+    </w:p>
+    <w:p>
+      <w:pPr>
+        <w:pStyle w:val="ListParagraph"/>
+        <w:numPr>
+          <w:ilvl w:val="0"/>
+          <w:numId w:val="2"/>
+        </w:numPr>
+        <w:spacing w:after="70" w:line="288"/>
+      </w:pPr>
+      <w:r>
+        <w:rPr>
+          <w:b/>
+          <w:bCs/>
+          <w:color w:val="1C1A21"/>
+          <w:sz w:val="21"/>
+          <w:szCs w:val="21"/>
+          <w:rFonts w:ascii="微软雅黑" w:cs="微软雅黑" w:eastAsia="微软雅黑" w:hAnsi="微软雅黑"/>
+        </w:rPr>
+        <w:t xml:space="preserve">主控台配额卡升级为「当前生效订阅卡」</w:t>
+      </w:r>
+      <w:r>
+        <w:rPr>
+          <w:color w:val="1C1A21"/>
+          <w:sz w:val="21"/>
+          <w:szCs w:val="21"/>
+          <w:rFonts w:ascii="微软雅黑" w:cs="微软雅黑" w:eastAsia="微软雅黑" w:hAnsi="微软雅黑"/>
+        </w:rPr>
+        <w:t xml:space="preserve">：套餐 / 状态 / 加油包数 / 有效期 / 剩余天数 + KP / 存储 / 本月 Token「已用 / 上限（含加油包）」进度条；机构侧只读——不显商务负责人、不显「新建订阅」按钮。</w:t>
+      </w:r>
+    </w:p>
+    <w:p>
+      <w:pPr>
+        <w:spacing w:before="120" w:after="60"/>
+      </w:pPr>
+      <w:r>
+        <w:rPr>
+          <w:color w:val="4B57E8"/>
+          <w:sz w:val="20"/>
+          <w:szCs w:val="20"/>
+          <w:rFonts w:ascii="微软雅黑" w:cs="微软雅黑" w:eastAsia="微软雅黑" w:hAnsi="微软雅黑"/>
+        </w:rPr>
+        <w:t xml:space="preserve">● </w:t>
+      </w:r>
+      <w:r>
+        <w:rPr>
+          <w:b/>
+          <w:bCs/>
+          <w:color w:val="1C1A21"/>
+          <w:sz w:val="21"/>
+          <w:szCs w:val="21"/>
+          <w:rFonts w:ascii="微软雅黑" w:cs="微软雅黑" w:eastAsia="微软雅黑" w:hAnsi="微软雅黑"/>
+        </w:rPr>
+        <w:t xml:space="preserve">平台后台</w:t>
+      </w:r>
+    </w:p>
+    <w:p>
+      <w:pPr>
+        <w:pStyle w:val="ListParagraph"/>
+        <w:numPr>
+          <w:ilvl w:val="0"/>
+          <w:numId w:val="2"/>
+        </w:numPr>
+        <w:spacing w:after="70" w:line="288"/>
+      </w:pPr>
+      <w:r>
+        <w:rPr>
+          <w:b/>
+          <w:bCs/>
+          <w:color w:val="1C1A21"/>
+          <w:sz w:val="21"/>
+          <w:szCs w:val="21"/>
+          <w:rFonts w:ascii="微软雅黑" w:cs="微软雅黑" w:eastAsia="微软雅黑" w:hAnsi="微软雅黑"/>
+        </w:rPr>
+        <w:t xml:space="preserve">机构订阅订单 + 加油包体系（B 端订阅，全新）</w:t>
+      </w:r>
+      <w:r>
+        <w:rPr>
+          <w:color w:val="1C1A21"/>
+          <w:sz w:val="21"/>
+          <w:szCs w:val="21"/>
+          <w:rFonts w:ascii="微软雅黑" w:cs="微软雅黑" w:eastAsia="微软雅黑" w:hAnsi="微软雅黑"/>
+        </w:rPr>
+        <w:t xml:space="preserve">：把"机构套餐 / 配额"抽象为有生命周期的「订阅订单」——机构当前可用额度 = 当前生效订阅 + 生效加油包累加，只读不可手改（根因：手动改额度会覆盖签约 / 套餐 / 金额 / 商务 / 有效期历史，营收·续费率·商务业绩统计不出来）。机构详情「订阅 / 配额」Tab：当前生效订阅卡 + 订阅订单列表 + 新建订阅；加油包挂订阅之下，操作列「加油包」→ 右抽屉查看 / 直接新建（即时生效、额度累加、跟随订阅到期）。</w:t>
+      </w:r>
+    </w:p>
+    <w:p>
+      <w:pPr>
+        <w:pStyle w:val="ListParagraph"/>
+        <w:numPr>
+          <w:ilvl w:val="0"/>
+          <w:numId w:val="2"/>
+        </w:numPr>
+        <w:spacing w:after="70" w:line="288"/>
+      </w:pPr>
+      <w:r>
+        <w:rPr>
+          <w:b/>
+          <w:bCs/>
+          <w:color w:val="1C1A21"/>
+          <w:sz w:val="21"/>
+          <w:szCs w:val="21"/>
+          <w:rFonts w:ascii="微软雅黑" w:cs="微软雅黑" w:eastAsia="微软雅黑" w:hAnsi="微软雅黑"/>
+        </w:rPr>
+        <w:t xml:space="preserve">新建订阅生效规则（方案 A+C）</w:t>
+      </w:r>
+      <w:r>
+        <w:rPr>
+          <w:color w:val="1C1A21"/>
+          <w:sz w:val="21"/>
+          <w:szCs w:val="21"/>
+          <w:rFonts w:ascii="微软雅黑" w:cs="微软雅黑" w:eastAsia="微软雅黑" w:hAnsi="微软雅黑"/>
+        </w:rPr>
+        <w:t xml:space="preserve">：① 同一时段只能一个生效订阅；② 有生效订阅时</w:t>
+      </w:r>
+      <w:r>
+        <w:rPr>
+          <w:b/>
+          <w:bCs/>
+          <w:color w:val="1C1A21"/>
+          <w:sz w:val="21"/>
+          <w:szCs w:val="21"/>
+          <w:rFonts w:ascii="微软雅黑" w:cs="微软雅黑" w:eastAsia="微软雅黑" w:hAnsi="微软雅黑"/>
+        </w:rPr>
+        <w:t xml:space="preserve">最多再预建 1 期未生效</w:t>
+      </w:r>
+      <w:r>
+        <w:rPr>
+          <w:color w:val="1C1A21"/>
+          <w:sz w:val="21"/>
+          <w:szCs w:val="21"/>
+          <w:rFonts w:ascii="微软雅黑" w:cs="微软雅黑" w:eastAsia="微软雅黑" w:hAnsi="微软雅黑"/>
+        </w:rPr>
+        <w:t xml:space="preserve">（续约）；③ 新建有效期</w:t>
+      </w:r>
+      <w:r>
+        <w:rPr>
+          <w:b/>
+          <w:bCs/>
+          <w:color w:val="1C1A21"/>
+          <w:sz w:val="21"/>
+          <w:szCs w:val="21"/>
+          <w:rFonts w:ascii="微软雅黑" w:cs="微软雅黑" w:eastAsia="微软雅黑" w:hAnsi="微软雅黑"/>
+        </w:rPr>
+        <w:t xml:space="preserve">不可与已有订阅重叠</w:t>
+      </w:r>
+      <w:r>
+        <w:rPr>
+          <w:color w:val="1C1A21"/>
+          <w:sz w:val="21"/>
+          <w:szCs w:val="21"/>
+          <w:rFonts w:ascii="微软雅黑" w:cs="微软雅黑" w:eastAsia="微软雅黑" w:hAnsi="微软雅黑"/>
+        </w:rPr>
+        <w:t xml:space="preserve">（重叠拦截）；④ 未生效到生效日</w:t>
+      </w:r>
+      <w:r>
+        <w:rPr>
+          <w:b/>
+          <w:bCs/>
+          <w:color w:val="1C1A21"/>
+          <w:sz w:val="21"/>
+          <w:szCs w:val="21"/>
+          <w:rFonts w:ascii="微软雅黑" w:cs="微软雅黑" w:eastAsia="微软雅黑" w:hAnsi="微软雅黑"/>
+        </w:rPr>
+        <w:t xml:space="preserve">自动转生效</w:t>
+      </w:r>
+      <w:r>
+        <w:rPr>
+          <w:color w:val="1C1A21"/>
+          <w:sz w:val="21"/>
+          <w:szCs w:val="21"/>
+          <w:rFonts w:ascii="微软雅黑" w:cs="微软雅黑" w:eastAsia="微软雅黑" w:hAnsi="微软雅黑"/>
+        </w:rPr>
+        <w:t xml:space="preserve">。去手动开关，有效期默认从最晚订阅到期次日衔接；说明块用无序列表、不换行依次展示。</w:t>
+      </w:r>
+    </w:p>
+    <w:p>
+      <w:pPr>
+        <w:pStyle w:val="ListParagraph"/>
+        <w:numPr>
+          <w:ilvl w:val="0"/>
+          <w:numId w:val="2"/>
+        </w:numPr>
+        <w:spacing w:after="70" w:line="288"/>
+      </w:pPr>
+      <w:r>
+        <w:rPr>
+          <w:b/>
+          <w:bCs/>
+          <w:color w:val="1C1A21"/>
+          <w:sz w:val="21"/>
+          <w:szCs w:val="21"/>
+          <w:rFonts w:ascii="微软雅黑" w:cs="微软雅黑" w:eastAsia="微软雅黑" w:hAnsi="微软雅黑"/>
+        </w:rPr>
+        <w:t xml:space="preserve">订阅状态三态 + 误建删除 + 改名</w:t>
+      </w:r>
+      <w:r>
+        <w:rPr>
+          <w:color w:val="1C1A21"/>
+          <w:sz w:val="21"/>
+          <w:szCs w:val="21"/>
+          <w:rFonts w:ascii="微软雅黑" w:cs="微软雅黑" w:eastAsia="微软雅黑" w:hAnsi="微软雅黑"/>
+        </w:rPr>
+        <w:t xml:space="preserve">：状态改三态、由有效期自动判定——未生效 / 生效 / </w:t>
+      </w:r>
+      <w:r>
+        <w:rPr>
+          <w:b/>
+          <w:bCs/>
+          <w:color w:val="1C1A21"/>
+          <w:sz w:val="21"/>
+          <w:szCs w:val="21"/>
+          <w:rFonts w:ascii="微软雅黑" w:cs="微软雅黑" w:eastAsia="微软雅黑" w:hAnsi="微软雅黑"/>
+        </w:rPr>
+        <w:t xml:space="preserve">已过期</w:t>
+      </w:r>
+      <w:r>
+        <w:rPr>
+          <w:color w:val="1C1A21"/>
+          <w:sz w:val="21"/>
+          <w:szCs w:val="21"/>
+          <w:rFonts w:ascii="微软雅黑" w:cs="微软雅黑" w:eastAsia="微软雅黑" w:hAnsi="微软雅黑"/>
+        </w:rPr>
+        <w:t xml:space="preserve">；订阅订单操作列对「零用量 + 无加油包 + 非已过期」的订单显「删除」（危险二次确认、不可恢复，覆盖"机构第一笔生效订阅建错了"），有消耗 / 已过期不可删保留历史；「订阅记录」→「订阅订单」、字段「订阅号」→「订阅订单 ID」。</w:t>
+      </w:r>
+    </w:p>
+    <w:p>
+      <w:pPr>
+        <w:pStyle w:val="ListParagraph"/>
+        <w:numPr>
+          <w:ilvl w:val="0"/>
+          <w:numId w:val="2"/>
+        </w:numPr>
+        <w:spacing w:after="70" w:line="288"/>
+      </w:pPr>
+      <w:r>
+        <w:rPr>
+          <w:b/>
+          <w:bCs/>
+          <w:color w:val="1C1A21"/>
+          <w:sz w:val="21"/>
+          <w:szCs w:val="21"/>
+          <w:rFonts w:ascii="微软雅黑" w:cs="微软雅黑" w:eastAsia="微软雅黑" w:hAnsi="微软雅黑"/>
+        </w:rPr>
+        <w:t xml:space="preserve">订阅订单列表与额度</w:t>
+      </w:r>
+      <w:r>
+        <w:rPr>
+          <w:color w:val="1C1A21"/>
+          <w:sz w:val="21"/>
+          <w:szCs w:val="21"/>
+          <w:rFonts w:ascii="微软雅黑" w:cs="微软雅黑" w:eastAsia="微软雅黑" w:hAnsi="微软雅黑"/>
+        </w:rPr>
+        <w:t xml:space="preserve">：「总额度（已用 / 上限，含加油包）」= 订阅基础额度 + 其名下生效加油包累加，默认按创建时间倒序；全域「订阅订单」菜单跨机构汇总 + KPI（订阅总数 / 生效 / 未生效 / 加油包 / 90 天内到期，每项含计算规则说明 icon），只展示订阅、加油包单列数量。</w:t>
+      </w:r>
+    </w:p>
+    <w:p>
+      <w:pPr>
+        <w:pStyle w:val="ListParagraph"/>
+        <w:numPr>
+          <w:ilvl w:val="0"/>
+          <w:numId w:val="2"/>
+        </w:numPr>
+        <w:spacing w:after="70" w:line="288"/>
+      </w:pPr>
+      <w:r>
+        <w:rPr>
+          <w:b/>
+          <w:bCs/>
+          <w:color w:val="1C1A21"/>
+          <w:sz w:val="21"/>
+          <w:szCs w:val="21"/>
+          <w:rFonts w:ascii="微软雅黑" w:cs="微软雅黑" w:eastAsia="微软雅黑" w:hAnsi="微软雅黑"/>
+        </w:rPr>
+        <w:t xml:space="preserve">加油包抽屉与额度</w:t>
+      </w:r>
+      <w:r>
+        <w:rPr>
+          <w:color w:val="1C1A21"/>
+          <w:sz w:val="21"/>
+          <w:szCs w:val="21"/>
+          <w:rFonts w:ascii="微软雅黑" w:cs="微软雅黑" w:eastAsia="微软雅黑" w:hAnsi="微软雅黑"/>
+        </w:rPr>
+        <w:t xml:space="preserve">：「新建加油包」按钮移到抽屉上方；加油包改列表展示（创建时间 / 创建人 / 加油包额度 / 备注 / 状态，去商务负责人）；三项加量额度同一行、全 0 不可创建并提示；「加油包额度」列只显额度（如 0.5 亿 Token）；空态换贴合品牌的插画（加量包 + 加号、电光靛 / 朝霞橙 / 奶白）。</w:t>
+      </w:r>
+    </w:p>
+    <w:p>
+      <w:pPr>
+        <w:pStyle w:val="ListParagraph"/>
+        <w:numPr>
+          <w:ilvl w:val="0"/>
+          <w:numId w:val="2"/>
+        </w:numPr>
+        <w:spacing w:after="70" w:line="288"/>
+      </w:pPr>
+      <w:r>
+        <w:rPr>
+          <w:b/>
+          <w:bCs/>
+          <w:color w:val="1C1A21"/>
+          <w:sz w:val="21"/>
+          <w:szCs w:val="21"/>
+          <w:rFonts w:ascii="微软雅黑" w:cs="微软雅黑" w:eastAsia="微软雅黑" w:hAnsi="微软雅黑"/>
+        </w:rPr>
+        <w:t xml:space="preserve">平台账户（系统设置组，全新）</w:t>
+      </w:r>
+      <w:r>
+        <w:rPr>
+          <w:color w:val="1C1A21"/>
+          <w:sz w:val="21"/>
+          <w:szCs w:val="21"/>
+          <w:rFonts w:ascii="微软雅黑" w:cs="微软雅黑" w:eastAsia="微软雅黑" w:hAnsi="微软雅黑"/>
+        </w:rPr>
+        <w:t xml:space="preserve">：平台方人员账户（平台超管 / 运营 / 财务），平台级角色、无所属机构，与机构账户明确区分；列表 + 新建（密码系统生成）。</w:t>
+      </w:r>
+    </w:p>
+    <w:p>
+      <w:pPr>
+        <w:pStyle w:val="ListParagraph"/>
+        <w:numPr>
+          <w:ilvl w:val="0"/>
+          <w:numId w:val="2"/>
+        </w:numPr>
+        <w:spacing w:after="70" w:line="288"/>
+      </w:pPr>
+      <w:r>
+        <w:rPr>
+          <w:b/>
+          <w:bCs/>
+          <w:color w:val="1C1A21"/>
+          <w:sz w:val="21"/>
+          <w:szCs w:val="21"/>
+          <w:rFonts w:ascii="微软雅黑" w:cs="微软雅黑" w:eastAsia="微软雅黑" w:hAnsi="微软雅黑"/>
+        </w:rPr>
+        <w:t xml:space="preserve">角色权限</w:t>
+      </w:r>
+      <w:r>
+        <w:rPr>
+          <w:color w:val="1C1A21"/>
+          <w:sz w:val="21"/>
+          <w:szCs w:val="21"/>
+          <w:rFonts w:ascii="微软雅黑" w:cs="微软雅黑" w:eastAsia="微软雅黑" w:hAnsi="微软雅黑"/>
+        </w:rPr>
+        <w:t xml:space="preserve">：菜单从「机构管理」组移到「系统设置」组；按角色类型「机构 / 平台」分别管理（权限点不同）；权限矩阵里「角色权限」权限点（p.role）亦归「系统设置」分组（菜单一致性）。</w:t>
+      </w:r>
+    </w:p>
+    <w:p>
+      <w:pPr>
+        <w:pStyle w:val="ListParagraph"/>
+        <w:numPr>
+          <w:ilvl w:val="0"/>
+          <w:numId w:val="2"/>
+        </w:numPr>
+        <w:spacing w:after="70" w:line="288"/>
+      </w:pPr>
+      <w:r>
+        <w:rPr>
+          <w:b/>
+          <w:bCs/>
+          <w:color w:val="1C1A21"/>
+          <w:sz w:val="21"/>
+          <w:szCs w:val="21"/>
+          <w:rFonts w:ascii="微软雅黑" w:cs="微软雅黑" w:eastAsia="微软雅黑" w:hAnsi="微软雅黑"/>
+        </w:rPr>
+        <w:t xml:space="preserve">机构详情用量看板</w:t>
+      </w:r>
+      <w:r>
+        <w:rPr>
+          <w:color w:val="1C1A21"/>
+          <w:sz w:val="21"/>
+          <w:szCs w:val="21"/>
+          <w:rFonts w:ascii="微软雅黑" w:cs="微软雅黑" w:eastAsia="微软雅黑" w:hAnsi="微软雅黑"/>
+        </w:rPr>
+        <w:t xml:space="preserve">顶部配额改用「当前生效订阅卡」（不显商务负责人 / 新建按钮）；</w:t>
+      </w:r>
+      <w:r>
+        <w:rPr>
+          <w:b/>
+          <w:bCs/>
+          <w:color w:val="1C1A21"/>
+          <w:sz w:val="21"/>
+          <w:szCs w:val="21"/>
+          <w:rFonts w:ascii="微软雅黑" w:cs="微软雅黑" w:eastAsia="微软雅黑" w:hAnsi="微软雅黑"/>
+        </w:rPr>
+        <w:t xml:space="preserve">机构管理列表</w:t>
+      </w:r>
+      <w:r>
+        <w:rPr>
+          <w:color w:val="1C1A21"/>
+          <w:sz w:val="21"/>
+          <w:szCs w:val="21"/>
+          <w:rFonts w:ascii="微软雅黑" w:cs="微软雅黑" w:eastAsia="微软雅黑" w:hAnsi="微软雅黑"/>
+        </w:rPr>
+        <w:t xml:space="preserve">取消配额「已用」值按使用率变色，统一普通文字（避免整列花）。</w:t>
+      </w:r>
+    </w:p>
+    <w:p>
+      <w:pPr>
+        <w:pStyle w:val="ListParagraph"/>
+        <w:numPr>
+          <w:ilvl w:val="0"/>
+          <w:numId w:val="2"/>
+        </w:numPr>
+        <w:spacing w:after="70" w:line="288"/>
+      </w:pPr>
+      <w:r>
+        <w:rPr>
+          <w:color w:val="1C1A21"/>
+          <w:sz w:val="21"/>
+          <w:szCs w:val="21"/>
+          <w:rFonts w:ascii="微软雅黑" w:cs="微软雅黑" w:eastAsia="微软雅黑" w:hAnsi="微软雅黑"/>
+        </w:rPr>
+        <w:t xml:space="preserve">平台顶栏固定「新机构入驻微信对接清单」下载按钮。</w:t>
+      </w:r>
+    </w:p>
+    <w:p>
+      <w:pPr>
+        <w:spacing w:before="120" w:after="60"/>
+      </w:pPr>
+      <w:r>
+        <w:rPr>
+          <w:color w:val="4B57E8"/>
+          <w:sz w:val="20"/>
+          <w:szCs w:val="20"/>
+          <w:rFonts w:ascii="微软雅黑" w:cs="微软雅黑" w:eastAsia="微软雅黑" w:hAnsi="微软雅黑"/>
+        </w:rPr>
+        <w:t xml:space="preserve">● </w:t>
+      </w:r>
+      <w:r>
+        <w:rPr>
+          <w:b/>
+          <w:bCs/>
+          <w:color w:val="1C1A21"/>
+          <w:sz w:val="21"/>
+          <w:szCs w:val="21"/>
+          <w:rFonts w:ascii="微软雅黑" w:cs="微软雅黑" w:eastAsia="微软雅黑" w:hAnsi="微软雅黑"/>
+        </w:rPr>
+        <w:t xml:space="preserve">两后台通用</w:t>
+      </w:r>
+    </w:p>
+    <w:p>
+      <w:pPr>
+        <w:pStyle w:val="ListParagraph"/>
+        <w:numPr>
+          <w:ilvl w:val="0"/>
+          <w:numId w:val="2"/>
+        </w:numPr>
+        <w:spacing w:after="70" w:line="288"/>
+      </w:pPr>
+      <w:r>
+        <w:rPr>
+          <w:b/>
+          <w:bCs/>
+          <w:color w:val="1C1A21"/>
+          <w:sz w:val="21"/>
+          <w:szCs w:val="21"/>
+          <w:rFonts w:ascii="微软雅黑" w:cs="微软雅黑" w:eastAsia="微软雅黑" w:hAnsi="微软雅黑"/>
+        </w:rPr>
+        <w:t xml:space="preserve">账户密码体系</w:t>
+      </w:r>
+      <w:r>
+        <w:rPr>
+          <w:color w:val="1C1A21"/>
+          <w:sz w:val="21"/>
+          <w:szCs w:val="21"/>
+          <w:rFonts w:ascii="微软雅黑" w:cs="微软雅黑" w:eastAsia="微软雅黑" w:hAnsi="微软雅黑"/>
+        </w:rPr>
+        <w:t xml:space="preserve">：密码规则 8–16 位含字母数字；机构 / 平台账户操作列「重置密码」；创建 / 重置后弹「账户凭证弹窗」（账号 / 密码 / 姓名 / 机构 / 角色 + 一键复制，密码仅此一次明文）；个人中心支持「修改登录密码」。</w:t>
+      </w:r>
+    </w:p>
+    <w:p>
+      <w:pPr>
+        <w:pStyle w:val="ListParagraph"/>
+        <w:numPr>
+          <w:ilvl w:val="0"/>
+          <w:numId w:val="2"/>
+        </w:numPr>
+        <w:spacing w:after="70" w:line="288"/>
+      </w:pPr>
+      <w:r>
+        <w:rPr>
+          <w:b/>
+          <w:bCs/>
+          <w:color w:val="1C1A21"/>
+          <w:sz w:val="21"/>
+          <w:szCs w:val="21"/>
+          <w:rFonts w:ascii="微软雅黑" w:cs="微软雅黑" w:eastAsia="微软雅黑" w:hAnsi="微软雅黑"/>
+        </w:rPr>
+        <w:t xml:space="preserve">个人中心</w:t>
+      </w:r>
+      <w:r>
+        <w:rPr>
+          <w:color w:val="1C1A21"/>
+          <w:sz w:val="21"/>
+          <w:szCs w:val="21"/>
+          <w:rFonts w:ascii="微软雅黑" w:cs="微软雅黑" w:eastAsia="微软雅黑" w:hAnsi="微软雅黑"/>
+        </w:rPr>
+        <w:t xml:space="preserve">：顶栏「姓名 · 角色」改「个人中心」入口；只读信息卡 + 头像上传圆形裁剪（顶栏同步回显）。</w:t>
+      </w:r>
+    </w:p>
+    <w:p>
+      <w:pPr>
+        <w:pStyle w:val="ListParagraph"/>
+        <w:numPr>
+          <w:ilvl w:val="0"/>
+          <w:numId w:val="2"/>
+        </w:numPr>
+        <w:spacing w:after="70" w:line="288"/>
+      </w:pPr>
+      <w:r>
+        <w:rPr>
+          <w:b/>
+          <w:bCs/>
+          <w:color w:val="1C1A21"/>
+          <w:sz w:val="21"/>
+          <w:szCs w:val="21"/>
+          <w:rFonts w:ascii="微软雅黑" w:cs="微软雅黑" w:eastAsia="微软雅黑" w:hAnsi="微软雅黑"/>
+        </w:rPr>
+        <w:t xml:space="preserve">当前生效订阅卡抽为共享组件 CurrentSubCard</w:t>
+      </w:r>
+      <w:r>
+        <w:rPr>
+          <w:color w:val="1C1A21"/>
+          <w:sz w:val="21"/>
+          <w:szCs w:val="21"/>
+          <w:rFonts w:ascii="微软雅黑" w:cs="微软雅黑" w:eastAsia="微软雅黑" w:hAnsi="微软雅黑"/>
+        </w:rPr>
+        <w:t xml:space="preserve">，机构详情订阅 Tab（含商务负责人 + 新建按钮）/ 机构详情用量看板 + 机构后台主控台（均不含）三处复用。</w:t>
+      </w:r>
+    </w:p>
+    <w:p>
+      <w:pPr>
+        <w:pStyle w:val="ListParagraph"/>
+        <w:numPr>
+          <w:ilvl w:val="0"/>
+          <w:numId w:val="2"/>
+        </w:numPr>
+        <w:spacing w:after="70" w:line="288"/>
+      </w:pPr>
+      <w:r>
+        <w:rPr>
+          <w:b/>
+          <w:bCs/>
+          <w:color w:val="1C1A21"/>
+          <w:sz w:val="21"/>
+          <w:szCs w:val="21"/>
+          <w:rFonts w:ascii="微软雅黑" w:cs="微软雅黑" w:eastAsia="微软雅黑" w:hAnsi="微软雅黑"/>
+        </w:rPr>
+        <w:t xml:space="preserve">操作列固定标准定稿</w:t>
+      </w:r>
+      <w:r>
+        <w:rPr>
+          <w:color w:val="1C1A21"/>
+          <w:sz w:val="21"/>
+          <w:szCs w:val="21"/>
+          <w:rFonts w:ascii="微软雅黑" w:cs="微软雅黑" w:eastAsia="微软雅黑" w:hAnsi="微软雅黑"/>
+        </w:rPr>
+        <w:t xml:space="preserve">：去掉硬边框线、只留一道很轻的柔和左阴影（伪元素 ::before 渐变实现——`.tbl` 为 border-collapse:collapse、单元格 box-shadow 在 Chrome 不渲染，这是早前"操作列没有灰线"的真因）；并修复横滚时操作列右侧露出被滑动数据的 BUG（::after 同底色盖板盖住滚动容器右内边距缝、宽度严格等于内边距不越界）。一处共享样式覆盖两后台全部非卡片列表。</w:t>
+      </w:r>
+    </w:p>
+    <w:p>
+      <w:pPr>
+        <w:pStyle w:val="ListParagraph"/>
+        <w:numPr>
+          <w:ilvl w:val="0"/>
+          <w:numId w:val="2"/>
+        </w:numPr>
+        <w:spacing w:after="70" w:line="288"/>
+      </w:pPr>
+      <w:r>
+        <w:rPr>
+          <w:color w:val="1C1A21"/>
+          <w:sz w:val="21"/>
+          <w:szCs w:val="21"/>
+          <w:rFonts w:ascii="微软雅黑" w:cs="微软雅黑" w:eastAsia="微软雅黑" w:hAnsi="微软雅黑"/>
+        </w:rPr>
+        <w:t xml:space="preserve">后台登录图形验证码支持点击刷新；知识库文件类型小 icon 改用统一彩色品牌图标（Word / PDF / 图片 / 音频 / 视频）。</w:t>
       </w:r>
     </w:p>
     <w:p>
@@ -4028,45 +3787,45 @@
           <w:szCs w:val="21"/>
           <w:rFonts w:ascii="微软雅黑" w:cs="微软雅黑" w:eastAsia="微软雅黑" w:hAnsi="微软雅黑"/>
         </w:rPr>
-        <w:t xml:space="preserve">功能清单：feature-list.md（分章节 + 内联【MMDD】审计标注）与 feature-list.xlsx（逐行追加，现 273 行）已同步本轮含 0615-5 的全部改动。</w:t>
-      </w:r>
-    </w:p>
-    <w:p>
-      <w:pPr>
-        <w:pStyle w:val="ListParagraph"/>
-        <w:numPr>
-          <w:ilvl w:val="0"/>
-          <w:numId w:val="2"/>
-        </w:numPr>
-        <w:spacing w:after="70" w:line="288"/>
-      </w:pPr>
-      <w:r>
-        <w:rPr>
-          <w:color w:val="1C1A21"/>
-          <w:sz w:val="21"/>
-          <w:szCs w:val="21"/>
-          <w:rFonts w:ascii="微软雅黑" w:cs="微软雅黑" w:eastAsia="微软雅黑" w:hAnsi="微软雅黑"/>
-        </w:rPr>
-        <w:t xml:space="preserve">原型清单（三端站点地图）：已登记新增页面与更名；manifest:check 三端路由与清单全部一致（23 / 16 / 20）。本批未新增路由。</w:t>
-      </w:r>
-    </w:p>
-    <w:p>
-      <w:pPr>
-        <w:pStyle w:val="ListParagraph"/>
-        <w:numPr>
-          <w:ilvl w:val="0"/>
-          <w:numId w:val="2"/>
-        </w:numPr>
-        <w:spacing w:after="70" w:line="288"/>
-      </w:pPr>
-      <w:r>
-        <w:rPr>
-          <w:color w:val="1C1A21"/>
-          <w:sz w:val="21"/>
-          <w:szCs w:val="21"/>
-          <w:rFonts w:ascii="微软雅黑" w:cs="微软雅黑" w:eastAsia="微软雅黑" w:hAnsi="微软雅黑"/>
-        </w:rPr>
-        <w:t xml:space="preserve">产品 PRD 已更新（含订阅订单 / 加油包 / 平台账户章节 + 机构订阅与加油包关系图）；三端 npm run build 全部通过。</w:t>
+        <w:t xml:space="preserve">功能清单：feature-list.md（分章节 + 内联【MMDD】审计标注）与 feature-list.xlsx（逐行追加，现 286 行）已同步本轮含 0615-5 / 6 / 7 的全部改动。</w:t>
+      </w:r>
+    </w:p>
+    <w:p>
+      <w:pPr>
+        <w:pStyle w:val="ListParagraph"/>
+        <w:numPr>
+          <w:ilvl w:val="0"/>
+          <w:numId w:val="2"/>
+        </w:numPr>
+        <w:spacing w:after="70" w:line="288"/>
+      </w:pPr>
+      <w:r>
+        <w:rPr>
+          <w:color w:val="1C1A21"/>
+          <w:sz w:val="21"/>
+          <w:szCs w:val="21"/>
+          <w:rFonts w:ascii="微软雅黑" w:cs="微软雅黑" w:eastAsia="微软雅黑" w:hAnsi="微软雅黑"/>
+        </w:rPr>
+        <w:t xml:space="preserve">原型清单（三端站点地图）：已登记新增页面与更名；manifest:check 三端路由与清单全部一致（23 / 16 / 20）。本轮未新增路由。</w:t>
+      </w:r>
+    </w:p>
+    <w:p>
+      <w:pPr>
+        <w:pStyle w:val="ListParagraph"/>
+        <w:numPr>
+          <w:ilvl w:val="0"/>
+          <w:numId w:val="2"/>
+        </w:numPr>
+        <w:spacing w:after="70" w:line="288"/>
+      </w:pPr>
+      <w:r>
+        <w:rPr>
+          <w:color w:val="1C1A21"/>
+          <w:sz w:val="21"/>
+          <w:szCs w:val="21"/>
+          <w:rFonts w:ascii="微软雅黑" w:cs="微软雅黑" w:eastAsia="微软雅黑" w:hAnsi="微软雅黑"/>
+        </w:rPr>
+        <w:t xml:space="preserve">产品 PRD 已更新为 v1.2（含订阅订单 / 加油包 / 平台账户章节 + 机构订阅与加油包关系图（图 10）+ 订阅生命周期状态机图（图 11）+ 配额阈值短信预警 / 各指标去重键 / 列表导出规则等细则）；三端 npm run build 全部通过、零 console error。</w:t>
       </w:r>
     </w:p>
     <w:p>
